--- a/testakten/unfallversicherung-arbeitsunfall-lagerleiter-sturz-trier/16_roentgenbefunde_verlauf.docx
+++ b/testakten/unfallversicherung-arbeitsunfall-lagerleiter-sturz-trier/16_roentgenbefunde_verlauf.docx
@@ -7,7 +7,7 @@
         <w:pStyle w:val="Heading1"/>
       </w:pPr>
       <w:r>
-        <w:t>Roentgenbefunde im Verlauf, mit radiologischer Bewertung</w:t>
+        <w:t>Röntgenbefunde im Verlauf, mit radiologischer Bewertung</w:t>
       </w:r>
     </w:p>
     <w:p>
@@ -29,7 +29,7 @@
           <w:i w:val="0"/>
           <w:sz w:val="22"/>
         </w:rPr>
-        <w:t>Dr. Simone Hage, Fachaerztin fuer Radiologie</w:t>
+        <w:t>Dr. Simone Hage, Fachärztin für Radiologie</w:t>
       </w:r>
     </w:p>
     <w:p>
@@ -49,7 +49,7 @@
         <w:pStyle w:val="Heading2"/>
       </w:pPr>
       <w:r>
-        <w:t>1. Roentgen Schulter rechts, 03.04.2026</w:t>
+        <w:t>1. Röntgen Schulter rechts, 03.04.2026</w:t>
       </w:r>
     </w:p>
     <w:p>
@@ -60,7 +60,7 @@
           <w:i w:val="0"/>
           <w:sz w:val="22"/>
         </w:rPr>
-        <w:t>Zwei Ebenen, angefertigt im Bruederkrankenhaus Trier am Aufnahmetag. Kein Frakturnachweis, keine Luxation. Acromioclaviculargelenk mit geringer Arthrose, Humeruskopf regelrecht positioniert. Beurteilung: keine knoecherne Verletzung, Weichteilbefund radiologisch nicht sicher beurteilbar.</w:t>
+        <w:t>Zwei Ebenen, angefertigt im Brüderkrankenhaus Trier am Aufnahmetag. Kein Frakturnachweis, keine Luxation. Acromioclaviculargelenk mit geringer Arthrose, Humeruskopf regelrecht positioniert. Beurteilung: keine knöcherne Verletzung, Weichteilbefund radiologisch nicht sicher beurteilbar.</w:t>
       </w:r>
     </w:p>
     <w:p>
@@ -68,7 +68,7 @@
         <w:pStyle w:val="Heading2"/>
       </w:pPr>
       <w:r>
-        <w:t>2. Kontrollroentgen, 12.05.2026</w:t>
+        <w:t>2. Kontrollröntgen, 12.05.2026</w:t>
       </w:r>
     </w:p>
     <w:p>
@@ -79,7 +79,7 @@
           <w:i w:val="0"/>
           <w:sz w:val="22"/>
         </w:rPr>
-        <w:t>Drei Wochen postoperativ. Fadenanker regelrecht lagegetreu, keine sekundaere Dislokation, Acromioplastik-Areal reizlos. Beurteilung: postoperativer Verlauf ohne Auffaelligkeiten.</w:t>
+        <w:t>Drei Wochen postoperativ. Fadenanker regelrecht lagegetreu, keine sekundäre Dislokation, Acromioplastik-Areal reizlos. Beurteilung: postoperativer Verlauf ohne Auffälligkeiten.</w:t>
       </w:r>
     </w:p>
     <w:p>
@@ -98,7 +98,7 @@
           <w:i w:val="0"/>
           <w:sz w:val="22"/>
         </w:rPr>
-        <w:t>Aeltere Roentgenaufnahmen der Schulter liegen nicht vor, da 2016 bis 2018 keine Bildgebung erfolgte. Dr. Hage weist ausdruecklich darauf hin, dass ein bildgebender Vorbefund zum direkten Vergleich fehlt und die Bewertung des Vorschadens daher auf der MRT-Morphologie und der Anamnese beruhen muss.</w:t>
+        <w:t>Ältere Röntgenaufnahmen der Schulter liegen nicht vor, da 2016 bis 2018 keine Bildgebung erfolgte. Dr. Hage weist ausdrücklich darauf hin, dass ein bildgebender Vorbefund zum direkten Vergleich fehlt und die Bewertung des Vorschadens daher auf der MRT-Morphologie und der Anamnese beruhen muss.</w:t>
       </w:r>
     </w:p>
     <w:p>
@@ -106,7 +106,7 @@
         <w:pStyle w:val="Heading2"/>
       </w:pPr>
       <w:r>
-        <w:t>4. Zusammenfassende radiologische Einschaetzung</w:t>
+        <w:t>4. Zusammenfassende radiologische Einschätzung</w:t>
       </w:r>
     </w:p>
     <w:p>
@@ -117,22 +117,11 @@
           <w:i w:val="0"/>
           <w:sz w:val="22"/>
         </w:rPr>
-        <w:t>Nach Aktenlage und Bildbefund haelt Dr. Hage eine ausschliesslich degenerative Erklaerung fuer nicht zwingend, da das im MRT nachgewiesene Knochenmarkoedem am Tuberculum majus typischerweise Ausdruck einer akuten knoechernen Belastungsreaktion und kein Zeichen einer chronisch-degenerativen Veraenderung ist.</w:t>
-      </w:r>
-    </w:p>
-    <w:p>
-      <w:r>
-        <w:rPr>
-          <w:rFonts w:ascii="Times New Roman" w:hAnsi="Times New Roman"/>
-          <w:b w:val="0"/>
-          <w:i w:val="0"/>
-          <w:sz w:val="22"/>
-        </w:rPr>
-        <w:t>Formathinweis: Dieses Aktenstück wird in Times New Roman, 11 pt, mit ausschließlich dezimaler Gliederung ausgegeben.</w:t>
+        <w:t>Nach Aktenlage und Bildbefund hält Dr. Hage eine ausschließlich degenerative Erklärung für nicht zwingend, da das im MRT nachgewiesene Knochenmarködem am Tuberculum majus typischerweise Ausdruck einer akuten knöchernen Belastungsreaktion und kein Zeichen einer chronisch-degenerativen Veränderung ist.</w:t>
       </w:r>
     </w:p>
     <w:sectPr>
-      <w:pgSz w:w="12240" w:h="15840"/>
+      <w:pgSz w:w="11906" w:h="16838"/>
       <w:pgMar w:top="1440" w:right="1800" w:bottom="1440" w:left="1800" w:header="720" w:footer="720" w:gutter="0"/>
       <w:cols w:space="720"/>
       <w:docGrid w:linePitch="360"/>
